--- a/Homework_1/Metamodeling Process Trees.docx
+++ b/Homework_1/Metamodeling Process Trees.docx
@@ -66,7 +66,10 @@
         <w:t xml:space="preserve">either dropped or selected. This is a </w:t>
       </w:r>
       <w:r>
-        <w:t xml:space="preserve">concert example of </w:t>
+        <w:t xml:space="preserve">concrete </w:t>
+      </w:r>
+      <w:r>
+        <w:t xml:space="preserve">example of </w:t>
       </w:r>
       <w:r>
         <w:t>execution process</w:t>
@@ -136,7 +139,10 @@
         <w:t>which</w:t>
       </w:r>
       <w:r>
-        <w:t xml:space="preserve"> is connected to every</w:t>
+        <w:t xml:space="preserve"> is connected to </w:t>
+      </w:r>
+      <w:r>
+        <w:t>each</w:t>
       </w:r>
       <w:r>
         <w:t xml:space="preserve"> and connected to one operator as the root</w:t>
@@ -221,13 +227,7 @@
         <w:t xml:space="preserve"> </w:t>
       </w:r>
       <w:r>
-        <w:t>four elements that make up the class model (</w:t>
-      </w:r>
-      <w:r>
-        <w:t>tasks, operators, transitions</w:t>
-      </w:r>
-      <w:r>
-        <w:t xml:space="preserve"> and process tree).</w:t>
+        <w:t>four elements that make up the class model (tasks, operators, transitions and process tree).</w:t>
       </w:r>
       <w:r>
         <w:t xml:space="preserve"> </w:t>
@@ -276,136 +276,157 @@
         <w:t xml:space="preserve">The meta-meta model </w:t>
       </w:r>
       <w:r>
-        <w:t>consists of two elements that make up the meta model (</w:t>
+        <w:t xml:space="preserve">consists of </w:t>
+      </w:r>
+      <w:r>
+        <w:t>four</w:t>
+      </w:r>
+      <w:r>
+        <w:t xml:space="preserve"> elements that make up the meta model (</w:t>
+      </w:r>
+      <w:r>
+        <w:t>classes</w:t>
+      </w:r>
+      <w:r>
+        <w:t xml:space="preserve">, </w:t>
+      </w:r>
+      <w:r>
+        <w:t xml:space="preserve">associations, </w:t>
+      </w:r>
+      <w:r>
+        <w:t>parameters and</w:t>
+      </w:r>
+      <w:r>
+        <w:t xml:space="preserve"> </w:t>
+      </w:r>
+      <w:r>
+        <w:t>names</w:t>
+      </w:r>
+      <w:r>
+        <w:t>)</w:t>
+      </w:r>
+      <w:r>
+        <w:t xml:space="preserve">. </w:t>
+      </w:r>
+      <w:r>
+        <w:t>Both</w:t>
+      </w:r>
+      <w:r>
+        <w:t xml:space="preserve"> class</w:t>
+      </w:r>
+      <w:r>
+        <w:t>es</w:t>
+      </w:r>
+      <w:r>
+        <w:t xml:space="preserve"> </w:t>
+      </w:r>
+      <w:r>
+        <w:t xml:space="preserve">and </w:t>
+      </w:r>
+      <w:r>
+        <w:t>association</w:t>
+      </w:r>
+      <w:r>
+        <w:t>s</w:t>
+      </w:r>
+      <w:r>
+        <w:t xml:space="preserve"> </w:t>
+      </w:r>
+      <w:r>
+        <w:t>contain</w:t>
+      </w:r>
+      <w:r>
+        <w:t xml:space="preserve"> a </w:t>
+      </w:r>
+      <w:r>
+        <w:t>name,</w:t>
+      </w:r>
+      <w:r>
+        <w:t xml:space="preserve"> </w:t>
+      </w:r>
+      <w:r>
+        <w:t>while classes also can contain parameters</w:t>
+      </w:r>
+      <w:r>
+        <w:t>.</w:t>
+      </w:r>
+      <w:r>
+        <w:t xml:space="preserve"> </w:t>
+      </w:r>
+      <w:r>
+        <w:t>An</w:t>
+      </w:r>
+      <w:r>
+        <w:t xml:space="preserve"> association contains </w:t>
+      </w:r>
+      <w:r>
+        <w:t xml:space="preserve">multiple </w:t>
+      </w:r>
+      <w:r>
+        <w:t>class</w:t>
+      </w:r>
+      <w:r>
+        <w:t>es</w:t>
+      </w:r>
+      <w:r>
+        <w:t xml:space="preserve"> as </w:t>
+      </w:r>
+      <w:r>
+        <w:t>its</w:t>
+      </w:r>
+      <w:r>
+        <w:t xml:space="preserve"> </w:t>
+      </w:r>
+      <w:r>
+        <w:t>target</w:t>
+      </w:r>
+      <w:r>
+        <w:t xml:space="preserve"> and </w:t>
+      </w:r>
+      <w:r>
+        <w:t>source</w:t>
+      </w:r>
+      <w:r>
+        <w:t>.</w:t>
+      </w:r>
+      <w:r>
+        <w:t xml:space="preserve"> </w:t>
+      </w:r>
+      <w:r>
+        <w:t xml:space="preserve">This </w:t>
+      </w:r>
+      <w:r>
+        <w:t xml:space="preserve">way, </w:t>
+      </w:r>
+      <w:r>
+        <w:t>tasks</w:t>
+      </w:r>
+      <w:r>
+        <w:t xml:space="preserve">, </w:t>
+      </w:r>
+      <w:r>
+        <w:t>operators</w:t>
+      </w:r>
+      <w:r>
+        <w:t>, transitions and the process tree can be represented as classes with names</w:t>
+      </w:r>
+      <w:r>
+        <w:t>, while tasks and operators additionally have parameters</w:t>
+      </w:r>
+      <w:r>
+        <w:t>.</w:t>
+      </w:r>
+      <w:r>
+        <w:t xml:space="preserve"> </w:t>
+      </w:r>
+      <w:r>
+        <w:t>With this representation the meta model becomes a</w:t>
       </w:r>
       <w:r>
         <w:t>n</w:t>
       </w:r>
       <w:r>
-        <w:t>odes</w:t>
-      </w:r>
-      <w:r>
-        <w:t xml:space="preserve">, </w:t>
-      </w:r>
-      <w:r>
-        <w:t>c</w:t>
-      </w:r>
-      <w:r>
-        <w:t>lasses</w:t>
-      </w:r>
-      <w:r>
-        <w:t xml:space="preserve"> and root</w:t>
-      </w:r>
-      <w:r>
-        <w:t>)</w:t>
-      </w:r>
-      <w:r>
-        <w:t xml:space="preserve">. Each class </w:t>
-      </w:r>
-      <w:r>
-        <w:t xml:space="preserve">and </w:t>
-      </w:r>
-      <w:r>
-        <w:t xml:space="preserve">the root </w:t>
-      </w:r>
-      <w:r>
-        <w:t>contain</w:t>
-      </w:r>
-      <w:r>
-        <w:t xml:space="preserve"> a </w:t>
-      </w:r>
-      <w:r>
-        <w:t>name,</w:t>
-      </w:r>
-      <w:r>
-        <w:t xml:space="preserve"> and each node contains a name and a field. </w:t>
-      </w:r>
-      <w:r>
-        <w:t xml:space="preserve">This way, </w:t>
-      </w:r>
-      <w:r>
-        <w:t>tasks</w:t>
-      </w:r>
-      <w:r>
-        <w:t xml:space="preserve"> and operators can be represented as a </w:t>
-      </w:r>
-      <w:r>
-        <w:t>node</w:t>
-      </w:r>
-      <w:r>
-        <w:t xml:space="preserve">, </w:t>
-      </w:r>
-      <w:r>
-        <w:t xml:space="preserve">the process tree </w:t>
-      </w:r>
-      <w:r>
-        <w:t xml:space="preserve">as </w:t>
-      </w:r>
-      <w:r>
-        <w:t xml:space="preserve">the root </w:t>
-      </w:r>
-      <w:r>
-        <w:t xml:space="preserve">and the </w:t>
-      </w:r>
-      <w:r>
-        <w:t>transitions</w:t>
-      </w:r>
-      <w:r>
-        <w:t xml:space="preserve"> as </w:t>
-      </w:r>
-      <w:r>
-        <w:t>classes</w:t>
-      </w:r>
-      <w:r>
-        <w:t xml:space="preserve">. Each class has one parent </w:t>
-      </w:r>
-      <w:r>
-        <w:t xml:space="preserve">node </w:t>
-      </w:r>
-      <w:r>
-        <w:t xml:space="preserve">and </w:t>
-      </w:r>
-      <w:r>
-        <w:t xml:space="preserve">multiple </w:t>
-      </w:r>
-      <w:r>
-        <w:t>child</w:t>
-      </w:r>
-      <w:r>
-        <w:t xml:space="preserve"> nodes</w:t>
-      </w:r>
-      <w:r>
-        <w:t xml:space="preserve">. Additionally, each </w:t>
-      </w:r>
-      <w:r>
-        <w:t>root has 1 root node and multiple connections to nodes and classes</w:t>
-      </w:r>
-      <w:r>
-        <w:t>.</w:t>
-      </w:r>
-      <w:r>
-        <w:t xml:space="preserve"> </w:t>
-      </w:r>
-      <w:r>
-        <w:t xml:space="preserve">With this representation the </w:t>
-      </w:r>
-      <w:r>
-        <w:t>meta</w:t>
-      </w:r>
-      <w:r>
-        <w:t xml:space="preserve"> model becomes a</w:t>
-      </w:r>
-      <w:r>
-        <w:t>n</w:t>
-      </w:r>
-      <w:r>
-        <w:t xml:space="preserve"> instance of the meta</w:t>
-      </w:r>
-      <w:r>
-        <w:t>-meta</w:t>
-      </w:r>
-      <w:r>
-        <w:t xml:space="preserve"> model.</w:t>
+        <w:t xml:space="preserve"> instance of the meta-meta model.</w:t>
       </w:r>
     </w:p>
     <w:sectPr>
@@ -1024,7 +1045,6 @@
   <w:style w:type="character" w:default="1" w:styleId="Absatz-Standardschriftart">
     <w:name w:val="Default Paragraph Font"/>
     <w:uiPriority w:val="1"/>
-    <w:semiHidden/>
     <w:unhideWhenUsed/>
   </w:style>
   <w:style w:type="table" w:default="1" w:styleId="NormaleTabelle">
